--- a/docs/Medication_Timeline_Retrieval_FR-AI-11.docx
+++ b/docs/Medication_Timeline_Retrieval_FR-AI-11.docx
@@ -2,6 +2,16 @@
 <file path=word/document.xml><?xml version="1.0" encoding="utf-8"?>
 <w:document xmlns:wpc="http://schemas.microsoft.com/office/word/2010/wordprocessingCanvas" xmlns:mo="http://schemas.microsoft.com/office/mac/office/2008/main" xmlns:mc="http://schemas.openxmlformats.org/markup-compatibility/2006" xmlns:mv="urn:schemas-microsoft-com:mac:vml" xmlns:o="urn:schemas-microsoft-com:office:office" xmlns:r="http://schemas.openxmlformats.org/officeDocument/2006/relationships" xmlns:m="http://schemas.openxmlformats.org/officeDocument/2006/math" xmlns:v="urn:schemas-microsoft-com:vml" xmlns:wp14="http://schemas.microsoft.com/office/word/2010/wordprocessingDrawing" xmlns:wp="http://schemas.openxmlformats.org/drawingml/2006/wordprocessingDrawing" xmlns:w10="urn:schemas-microsoft-com:office:word" xmlns:w="http://schemas.openxmlformats.org/wordprocessingml/2006/main" xmlns:w14="http://schemas.microsoft.com/office/word/2010/wordml" xmlns:wpg="http://schemas.microsoft.com/office/word/2010/wordprocessingGroup" xmlns:wpi="http://schemas.microsoft.com/office/word/2010/wordprocessingInk" xmlns:wne="http://schemas.microsoft.com/office/word/2006/wordml" xmlns:wps="http://schemas.microsoft.com/office/word/2010/wordprocessingShape" mc:Ignorable="w14 wp14">
   <w:body>
+    <w:p>
+      <w:ins w:id="15" w:author="CareConnect Doc Refresh" w:date="2026-09-01T19:12:01Z">
+        <w:r>
+          <w:rPr>
+            <w:i/>
+          </w:rPr>
+          <w:t xml:space="preserve">[Track Changes] Revisions by CareConnect Doc Refresh on 2026-09-01. Open Review tab → All Markup to see insertions/deletions.</w:t>
+        </w:r>
+      </w:ins>
+    </w:p>
     <w:p>
       <w:pPr>
         <w:pStyle w:val="Title"/>
@@ -29,6 +39,105 @@
         <w:t>Yellow highlights mark critical gaps, schema misalignments, and recommended changes.</w:t>
       </w:r>
     </w:p>
+    <w:ins w:id="1" w:author="CareConnect Doc Refresh" w:date="2026-09-01T19:12:01Z">
+      <w:p>
+        <w:r>
+          <w:rPr>
+            <w:highlight w:val="yellow"/>
+          </w:rPr>
+          <w:t>Codebase refresh: June 2026 (post PR #88 Bedrock/Claude, PR #89 participant handling)</w:t>
+        </w:r>
+      </w:p>
+    </w:ins>
+    <w:ins w:id="2" w:author="CareConnect Doc Refresh" w:date="2026-09-01T19:12:01Z">
+      <w:p>
+        <w:pPr>
+          <w:pStyle w:val="ListBullet"/>
+        </w:pPr>
+        <w:r>
+          <w:rPr>
+            <w:highlight w:val="yellow"/>
+          </w:rPr>
+          <w:t>AI chat opt-in: careconnect.ai.enabled=false by default in application-dev.properties; AIChatController and Bedrock beans load only when CARECONNECT_AI_ENABLED=true.</w:t>
+        </w:r>
+      </w:p>
+    </w:ins>
+    <w:ins w:id="3" w:author="CareConnect Doc Refresh" w:date="2026-09-01T19:12:01Z">
+      <w:p>
+        <w:pPr>
+          <w:pStyle w:val="ListBullet"/>
+        </w:pPr>
+        <w:r>
+          <w:t>Primary AI provider is Bedrock (careconnect.ai.provider=bedrock) via AIServiceFactory → BedrockAIChatAdapter → BedrockAIChatService; DeepSeek chat path disabled (DefaultAIChatService throws).</w:t>
+        </w:r>
+      </w:p>
+    </w:ins>
+    <w:ins w:id="4" w:author="CareConnect Doc Refresh" w:date="2026-09-01T19:12:01Z">
+      <w:p>
+        <w:pPr>
+          <w:pStyle w:val="ListBullet"/>
+        </w:pPr>
+        <w:r>
+          <w:t>BedrockModelSupport adds approved Claude Sonnet 4/4.5/4.6 and Nova models with inference-profile routing.</w:t>
+        </w:r>
+      </w:p>
+    </w:ins>
+    <w:ins w:id="5" w:author="CareConnect Doc Refresh" w:date="2026-09-01T19:12:01Z">
+      <w:p>
+        <w:pPr>
+          <w:pStyle w:val="ListBullet"/>
+        </w:pPr>
+        <w:r>
+          <w:rPr>
+            <w:highlight w:val="yellow"/>
+          </w:rPr>
+          <w:t>BedrockAIChatService sends user message only — MedicalContextService / PatientContextRetrievalService are not wired into the active Bedrock chat path (medical context injection gap).</w:t>
+        </w:r>
+      </w:p>
+    </w:ins>
+    <w:ins w:id="6" w:author="CareConnect Doc Refresh" w:date="2026-09-01T19:12:01Z">
+      <w:p>
+        <w:pPr>
+          <w:pStyle w:val="ListBullet"/>
+        </w:pPr>
+        <w:r>
+          <w:rPr>
+            <w:highlight w:val="yellow"/>
+          </w:rPr>
+          <w:t>Voice form AI (symptom/allergy): careconnect.deepseek.enabled=false in dev disables AiSymptomController and AiAllergyController even though matchIfMissing=true.</w:t>
+        </w:r>
+      </w:p>
+    </w:ins>
+    <w:ins w:id="7" w:author="CareConnect Doc Refresh" w:date="2026-09-01T19:12:01Z">
+      <w:p>
+        <w:pPr>
+          <w:pStyle w:val="ListBullet"/>
+        </w:pPr>
+        <w:r>
+          <w:t>Video calls: frontend VideoCallService tracks participantUserIds and POSTs them on /end; CallController.mergeParticipantUserIds improves multi-party end detection; participant-left vs call-ended WS events.</w:t>
+        </w:r>
+      </w:p>
+    </w:ins>
+    <w:ins w:id="8" w:author="CareConnect Doc Refresh" w:date="2026-09-01T19:12:01Z">
+      <w:p>
+        <w:pPr>
+          <w:pStyle w:val="ListBullet"/>
+        </w:pPr>
+        <w:r>
+          <w:t>ChimeService caches attendee credentials per (callId, userId) for idempotent re-join (no duplicate externalUserId errors).</w:t>
+        </w:r>
+      </w:p>
+    </w:ins>
+    <w:ins w:id="9" w:author="CareConnect Doc Refresh" w:date="2026-09-01T19:12:01Z">
+      <w:p>
+        <w:pPr>
+          <w:pStyle w:val="ListBullet"/>
+        </w:pPr>
+        <w:r>
+          <w:t>Hybrid retrieval (retrieval_index_chunk, FTS, pgvector Ask AI gateway) still not implemented — gaps below remain open.</w:t>
+        </w:r>
+      </w:p>
+    </w:ins>
     <w:p/>
     <w:p>
       <w:pPr>
@@ -2412,16 +2521,38 @@
       </w:r>
     </w:p>
     <w:p>
-      <w:pPr>
-        <w:pStyle w:val="ListBullet"/>
-      </w:pPr>
-      <w:r>
-        <w:rPr>
-          <w:highlight w:val="yellow"/>
-        </w:rPr>
-        <w:t>BedrockAIChatService — direct LLM; no RAG or timeline assembly</w:t>
-      </w:r>
+      <w:del w:id="10" w:author="CareConnect Doc Refresh" w:date="2026-09-01T19:12:01Z">
+        <w:r>
+          <w:delText xml:space="preserve">BedrockAIChatService — direct LLM; no RAG or timeline assembly</w:delText>
+        </w:r>
+      </w:del>
     </w:p>
+    <w:ins w:id="11" w:author="CareConnect Doc Refresh" w:date="2026-09-01T19:12:01Z">
+      <w:p>
+        <w:pPr>
+          <w:pStyle w:val="ListBullet"/>
+        </w:pPr>
+        <w:r>
+          <w:rPr>
+            <w:highlight w:val="yellow"/>
+          </w:rPr>
+          <w:t>BedrockAIChatService — raw message only when careconnect.ai.enabled=true; no timeline assembly</w:t>
+        </w:r>
+      </w:p>
+    </w:ins>
+    <w:ins w:id="12" w:author="CareConnect Doc Refresh" w:date="2026-09-01T19:12:01Z">
+      <w:p>
+        <w:pPr>
+          <w:pStyle w:val="ListBullet"/>
+        </w:pPr>
+        <w:r>
+          <w:rPr>
+            <w:highlight w:val="yellow"/>
+          </w:rPr>
+          <w:t>MedicalContextService — lists active medication names/doses but not wired into Bedrock chat path</w:t>
+        </w:r>
+      </w:p>
+    </w:ins>
     <w:p>
       <w:pPr>
         <w:pStyle w:val="ListBullet"/>
@@ -2882,301 +3013,355 @@
         <w:t>13. Current vs Target State</w:t>
       </w:r>
     </w:p>
-    <w:tbl>
-      <w:tblPr>
-        <w:tblStyle w:val="TableGrid"/>
-        <w:tblW w:type="auto" w:w="0"/>
-        <w:tblLook w:firstColumn="1" w:firstRow="1" w:lastColumn="0" w:lastRow="0" w:noHBand="0" w:noVBand="1" w:val="04A0"/>
-      </w:tblPr>
-      <w:tblGrid>
-        <w:gridCol w:w="2880"/>
-        <w:gridCol w:w="2880"/>
-        <w:gridCol w:w="2880"/>
-      </w:tblGrid>
-      <w:tr>
-        <w:tc>
-          <w:tcPr>
-            <w:tcW w:type="dxa" w:w="2880"/>
-          </w:tcPr>
-          <w:p>
-            <w:r>
-              <w:rPr>
-                <w:b/>
-              </w:rPr>
-              <w:t>Capability</w:t>
-            </w:r>
-          </w:p>
-        </w:tc>
-        <w:tc>
-          <w:tcPr>
-            <w:tcW w:type="dxa" w:w="2880"/>
-          </w:tcPr>
-          <w:p>
-            <w:r>
-              <w:rPr>
-                <w:b/>
-              </w:rPr>
-              <w:t>Current codebase</w:t>
-            </w:r>
-          </w:p>
-        </w:tc>
-        <w:tc>
-          <w:tcPr>
-            <w:tcW w:type="dxa" w:w="2880"/>
-          </w:tcPr>
-          <w:p>
-            <w:r>
-              <w:rPr>
-                <w:b/>
-              </w:rPr>
-              <w:t>Target (Milestone 3)</w:t>
-            </w:r>
-          </w:p>
-        </w:tc>
-      </w:tr>
-      <w:tr>
-        <w:tc>
-          <w:tcPr>
-            <w:tcW w:type="dxa" w:w="2880"/>
-          </w:tcPr>
-          <w:p>
-            <w:r>
-              <w:t>Structured med events in summaries</w:t>
-            </w:r>
-          </w:p>
-        </w:tc>
-        <w:tc>
-          <w:tcPr>
-            <w:tcW w:type="dxa" w:w="2880"/>
-          </w:tcPr>
-          <w:p>
-            <w:r>
-              <w:rPr>
-                <w:highlight w:val="yellow"/>
-              </w:rPr>
-              <w:t>Not generated</w:t>
-            </w:r>
-          </w:p>
-        </w:tc>
-        <w:tc>
-          <w:tcPr>
-            <w:tcW w:type="dxa" w:w="2880"/>
-          </w:tcPr>
-          <w:p>
-            <w:r>
-              <w:t>careInstructions with status + effectiveDate</w:t>
-            </w:r>
-          </w:p>
-        </w:tc>
-      </w:tr>
-      <w:tr>
-        <w:tc>
-          <w:tcPr>
-            <w:tcW w:type="dxa" w:w="2880"/>
-          </w:tcPr>
-          <w:p>
-            <w:r>
-              <w:t>Derived timeline index</w:t>
-            </w:r>
-          </w:p>
-        </w:tc>
-        <w:tc>
-          <w:tcPr>
-            <w:tcW w:type="dxa" w:w="2880"/>
-          </w:tcPr>
-          <w:p>
-            <w:r>
-              <w:rPr>
-                <w:highlight w:val="yellow"/>
-              </w:rPr>
-              <w:t>None</w:t>
-            </w:r>
-          </w:p>
-        </w:tc>
-        <w:tc>
-          <w:tcPr>
-            <w:tcW w:type="dxa" w:w="2880"/>
-          </w:tcPr>
-          <w:p>
-            <w:r>
-              <w:t>MEDICATION_TIMELINE_EVENT rows</w:t>
-            </w:r>
-          </w:p>
-        </w:tc>
-      </w:tr>
-      <w:tr>
-        <w:tc>
-          <w:tcPr>
-            <w:tcW w:type="dxa" w:w="2880"/>
-          </w:tcPr>
-          <w:p>
-            <w:r>
-              <w:t>Timeline SQL prefilter</w:t>
-            </w:r>
-          </w:p>
-        </w:tc>
-        <w:tc>
-          <w:tcPr>
-            <w:tcW w:type="dxa" w:w="2880"/>
-          </w:tcPr>
-          <w:p>
-            <w:r>
-              <w:rPr>
-                <w:highlight w:val="yellow"/>
-              </w:rPr>
-              <w:t>None</w:t>
-            </w:r>
-          </w:p>
-        </w:tc>
-        <w:tc>
-          <w:tcPr>
-            <w:tcW w:type="dxa" w:w="2880"/>
-          </w:tcPr>
-          <w:p>
-            <w:r>
-              <w:t>Ordered by effective_date metadata</w:t>
-            </w:r>
-          </w:p>
-        </w:tc>
-      </w:tr>
-      <w:tr>
-        <w:tc>
-          <w:tcPr>
-            <w:tcW w:type="dxa" w:w="2880"/>
-          </w:tcPr>
-          <w:p>
-            <w:r>
-              <w:t>Entity normalization</w:t>
-            </w:r>
-          </w:p>
-        </w:tc>
-        <w:tc>
-          <w:tcPr>
-            <w:tcW w:type="dxa" w:w="2880"/>
-          </w:tcPr>
-          <w:p>
-            <w:r>
-              <w:rPr>
-                <w:highlight w:val="yellow"/>
-              </w:rPr>
-              <w:t>None</w:t>
-            </w:r>
-          </w:p>
-        </w:tc>
-        <w:tc>
-          <w:tcPr>
-            <w:tcW w:type="dxa" w:w="2880"/>
-          </w:tcPr>
-          <w:p>
-            <w:r>
-              <w:t>RxNorm / alias map at index time</w:t>
-            </w:r>
-          </w:p>
-        </w:tc>
-      </w:tr>
-      <w:tr>
-        <w:tc>
-          <w:tcPr>
-            <w:tcW w:type="dxa" w:w="2880"/>
-          </w:tcPr>
-          <w:p>
-            <w:r>
-              <w:t>Ask AI timeline answers</w:t>
-            </w:r>
-          </w:p>
-        </w:tc>
-        <w:tc>
-          <w:tcPr>
-            <w:tcW w:type="dxa" w:w="2880"/>
-          </w:tcPr>
-          <w:p>
-            <w:r>
-              <w:rPr>
-                <w:highlight w:val="yellow"/>
-              </w:rPr>
-              <w:t>None</w:t>
-            </w:r>
-          </w:p>
-        </w:tc>
-        <w:tc>
-          <w:tcPr>
-            <w:tcW w:type="dxa" w:w="2880"/>
-          </w:tcPr>
-          <w:p>
-            <w:r>
-              <w:t>FR-AI-11 compliant cited timelines</w:t>
-            </w:r>
-          </w:p>
-        </w:tc>
-      </w:tr>
-      <w:tr>
-        <w:tc>
-          <w:tcPr>
-            <w:tcW w:type="dxa" w:w="2880"/>
-          </w:tcPr>
-          <w:p>
-            <w:r>
-              <w:t>Voice timeline queries</w:t>
-            </w:r>
-          </w:p>
-        </w:tc>
-        <w:tc>
-          <w:tcPr>
-            <w:tcW w:type="dxa" w:w="2880"/>
-          </w:tcPr>
-          <w:p>
-            <w:r>
-              <w:rPr>
-                <w:highlight w:val="yellow"/>
-              </w:rPr>
-              <w:t>No Ask AI voice path</w:t>
-            </w:r>
-          </w:p>
-        </w:tc>
-        <w:tc>
-          <w:tcPr>
-            <w:tcW w:type="dxa" w:w="2880"/>
-          </w:tcPr>
-          <w:p>
-            <w:r>
-              <w:t>Same retrieval as text</w:t>
-            </w:r>
-          </w:p>
-        </w:tc>
-      </w:tr>
-      <w:tr>
-        <w:tc>
-          <w:tcPr>
-            <w:tcW w:type="dxa" w:w="2880"/>
-          </w:tcPr>
-          <w:p>
-            <w:r>
-              <w:t>Platform med history</w:t>
-            </w:r>
-          </w:p>
-        </w:tc>
-        <w:tc>
-          <w:tcPr>
-            <w:tcW w:type="dxa" w:w="2880"/>
-          </w:tcPr>
-          <w:p>
-            <w:r>
-              <w:t>Single-row snapshot</w:t>
-            </w:r>
-          </w:p>
-        </w:tc>
-        <w:tc>
-          <w:tcPr>
-            <w:tcW w:type="dxa" w:w="2880"/>
-          </w:tcPr>
-          <w:p>
-            <w:r>
-              <w:t>Supplementary; episodes are authoritative for changes discussed in calls/visits</w:t>
-            </w:r>
-          </w:p>
-        </w:tc>
-      </w:tr>
-    </w:tbl>
+    <w:p>
+      <w:del w:id="13" w:author="CareConnect Doc Refresh" w:date="2026-09-01T19:12:01Z">
+        <w:r>
+          <w:delText xml:space="preserve">Capability || Current codebase || Target (Milestone 3)
+Structured med events in summaries || Not generated || careInstructions with status + effectiveDate
+Derived timeline index || None || MEDICATION_TIMELINE_EVENT rows
+Timeline SQL prefilter || None || Ordered by effective_date metadata
+Entity normalization || None || RxNorm / alias map at index time
+Ask AI timeline answers || None || FR-AI-11 compliant cited timelines
+Voice timeline queries || No Ask AI voice path || Same retrieval as text
+Platform med history || Single-row snapshot || Supplementary; episodes are authoritative for changes discussed in calls/visits</w:delText>
+        </w:r>
+      </w:del>
+    </w:p>
+    <w:ins w:id="14" w:author="CareConnect Doc Refresh" w:date="2026-09-01T19:12:01Z">
+      <w:tbl>
+        <w:tblPr>
+          <w:tblStyle w:val="TableGrid"/>
+          <w:tblW w:type="auto" w:w="0"/>
+          <w:tblLook w:firstColumn="1" w:firstRow="1" w:lastColumn="0" w:lastRow="0" w:noHBand="0" w:noVBand="1" w:val="04A0"/>
+        </w:tblPr>
+        <w:tblGrid>
+          <w:gridCol w:w="2880"/>
+          <w:gridCol w:w="2880"/>
+          <w:gridCol w:w="2880"/>
+        </w:tblGrid>
+        <w:tr>
+          <w:tc>
+            <w:tcPr>
+              <w:tcW w:type="dxa" w:w="2880"/>
+            </w:tcPr>
+            <w:p>
+              <w:r>
+                <w:rPr>
+                  <w:b/>
+                </w:rPr>
+                <w:t>Capability</w:t>
+              </w:r>
+            </w:p>
+          </w:tc>
+          <w:tc>
+            <w:tcPr>
+              <w:tcW w:type="dxa" w:w="2880"/>
+            </w:tcPr>
+            <w:p>
+              <w:r>
+                <w:rPr>
+                  <w:b/>
+                </w:rPr>
+                <w:t>Current codebase</w:t>
+              </w:r>
+            </w:p>
+          </w:tc>
+          <w:tc>
+            <w:tcPr>
+              <w:tcW w:type="dxa" w:w="2880"/>
+            </w:tcPr>
+            <w:p>
+              <w:r>
+                <w:rPr>
+                  <w:b/>
+                </w:rPr>
+                <w:t>Target (Milestone 3)</w:t>
+              </w:r>
+            </w:p>
+          </w:tc>
+        </w:tr>
+        <w:tr>
+          <w:tc>
+            <w:tcPr>
+              <w:tcW w:type="dxa" w:w="2880"/>
+            </w:tcPr>
+            <w:p>
+              <w:r>
+                <w:t>Structured med events in summaries</w:t>
+              </w:r>
+            </w:p>
+          </w:tc>
+          <w:tc>
+            <w:tcPr>
+              <w:tcW w:type="dxa" w:w="2880"/>
+            </w:tcPr>
+            <w:p>
+              <w:r>
+                <w:rPr>
+                  <w:highlight w:val="yellow"/>
+                </w:rPr>
+                <w:t>Not generated</w:t>
+              </w:r>
+            </w:p>
+          </w:tc>
+          <w:tc>
+            <w:tcPr>
+              <w:tcW w:type="dxa" w:w="2880"/>
+            </w:tcPr>
+            <w:p>
+              <w:r>
+                <w:t>careInstructions with status + effectiveDate</w:t>
+              </w:r>
+            </w:p>
+          </w:tc>
+        </w:tr>
+        <w:tr>
+          <w:tc>
+            <w:tcPr>
+              <w:tcW w:type="dxa" w:w="2880"/>
+            </w:tcPr>
+            <w:p>
+              <w:r>
+                <w:t>Derived timeline index</w:t>
+              </w:r>
+            </w:p>
+          </w:tc>
+          <w:tc>
+            <w:tcPr>
+              <w:tcW w:type="dxa" w:w="2880"/>
+            </w:tcPr>
+            <w:p>
+              <w:r>
+                <w:rPr>
+                  <w:highlight w:val="yellow"/>
+                </w:rPr>
+                <w:t>None</w:t>
+              </w:r>
+            </w:p>
+          </w:tc>
+          <w:tc>
+            <w:tcPr>
+              <w:tcW w:type="dxa" w:w="2880"/>
+            </w:tcPr>
+            <w:p>
+              <w:r>
+                <w:t>MEDICATION_TIMELINE_EVENT rows</w:t>
+              </w:r>
+            </w:p>
+          </w:tc>
+        </w:tr>
+        <w:tr>
+          <w:tc>
+            <w:tcPr>
+              <w:tcW w:type="dxa" w:w="2880"/>
+            </w:tcPr>
+            <w:p>
+              <w:r>
+                <w:t>Timeline SQL prefilter</w:t>
+              </w:r>
+            </w:p>
+          </w:tc>
+          <w:tc>
+            <w:tcPr>
+              <w:tcW w:type="dxa" w:w="2880"/>
+            </w:tcPr>
+            <w:p>
+              <w:r>
+                <w:rPr>
+                  <w:highlight w:val="yellow"/>
+                </w:rPr>
+                <w:t>None</w:t>
+              </w:r>
+            </w:p>
+          </w:tc>
+          <w:tc>
+            <w:tcPr>
+              <w:tcW w:type="dxa" w:w="2880"/>
+            </w:tcPr>
+            <w:p>
+              <w:r>
+                <w:t>Ordered by effective_date metadata</w:t>
+              </w:r>
+            </w:p>
+          </w:tc>
+        </w:tr>
+        <w:tr>
+          <w:tc>
+            <w:tcPr>
+              <w:tcW w:type="dxa" w:w="2880"/>
+            </w:tcPr>
+            <w:p>
+              <w:r>
+                <w:t>Entity normalization</w:t>
+              </w:r>
+            </w:p>
+          </w:tc>
+          <w:tc>
+            <w:tcPr>
+              <w:tcW w:type="dxa" w:w="2880"/>
+            </w:tcPr>
+            <w:p>
+              <w:r>
+                <w:rPr>
+                  <w:highlight w:val="yellow"/>
+                </w:rPr>
+                <w:t>None</w:t>
+              </w:r>
+            </w:p>
+          </w:tc>
+          <w:tc>
+            <w:tcPr>
+              <w:tcW w:type="dxa" w:w="2880"/>
+            </w:tcPr>
+            <w:p>
+              <w:r>
+                <w:t>RxNorm / alias map at index time</w:t>
+              </w:r>
+            </w:p>
+          </w:tc>
+        </w:tr>
+        <w:tr>
+          <w:tc>
+            <w:tcPr>
+              <w:tcW w:type="dxa" w:w="2880"/>
+            </w:tcPr>
+            <w:p>
+              <w:r>
+                <w:t>Ask AI timeline answers</w:t>
+              </w:r>
+            </w:p>
+          </w:tc>
+          <w:tc>
+            <w:tcPr>
+              <w:tcW w:type="dxa" w:w="2880"/>
+            </w:tcPr>
+            <w:p>
+              <w:r>
+                <w:rPr>
+                  <w:highlight w:val="yellow"/>
+                </w:rPr>
+                <w:t>None (AI chat API opt-in; no context/RAG)</w:t>
+              </w:r>
+            </w:p>
+          </w:tc>
+          <w:tc>
+            <w:tcPr>
+              <w:tcW w:type="dxa" w:w="2880"/>
+            </w:tcPr>
+            <w:p>
+              <w:r>
+                <w:t>FR-AI-11 compliant cited timelines</w:t>
+              </w:r>
+            </w:p>
+          </w:tc>
+        </w:tr>
+        <w:tr>
+          <w:tc>
+            <w:tcPr>
+              <w:tcW w:type="dxa" w:w="2880"/>
+            </w:tcPr>
+            <w:p>
+              <w:r>
+                <w:t>Medical context in chat</w:t>
+              </w:r>
+            </w:p>
+          </w:tc>
+          <w:tc>
+            <w:tcPr>
+              <w:tcW w:type="dxa" w:w="2880"/>
+            </w:tcPr>
+            <w:p>
+              <w:r>
+                <w:rPr>
+                  <w:highlight w:val="yellow"/>
+                </w:rPr>
+                <w:t>MedicalContextService exists but orphaned from Bedrock path</w:t>
+              </w:r>
+            </w:p>
+          </w:tc>
+          <w:tc>
+            <w:tcPr>
+              <w:tcW w:type="dxa" w:w="2880"/>
+            </w:tcPr>
+            <w:p>
+              <w:r>
+                <w:t>Inject scoped med list + timeline chunks pre-Bedrock</w:t>
+              </w:r>
+            </w:p>
+          </w:tc>
+        </w:tr>
+        <w:tr>
+          <w:tc>
+            <w:tcPr>
+              <w:tcW w:type="dxa" w:w="2880"/>
+            </w:tcPr>
+            <w:p>
+              <w:r>
+                <w:t>Voice timeline queries</w:t>
+              </w:r>
+            </w:p>
+          </w:tc>
+          <w:tc>
+            <w:tcPr>
+              <w:tcW w:type="dxa" w:w="2880"/>
+            </w:tcPr>
+            <w:p>
+              <w:r>
+                <w:rPr>
+                  <w:highlight w:val="yellow"/>
+                </w:rPr>
+                <w:t>No Ask AI voice path</w:t>
+              </w:r>
+            </w:p>
+          </w:tc>
+          <w:tc>
+            <w:tcPr>
+              <w:tcW w:type="dxa" w:w="2880"/>
+            </w:tcPr>
+            <w:p>
+              <w:r>
+                <w:t>Same retrieval as text</w:t>
+              </w:r>
+            </w:p>
+          </w:tc>
+        </w:tr>
+        <w:tr>
+          <w:tc>
+            <w:tcPr>
+              <w:tcW w:type="dxa" w:w="2880"/>
+            </w:tcPr>
+            <w:p>
+              <w:r>
+                <w:t>Platform med history</w:t>
+              </w:r>
+            </w:p>
+          </w:tc>
+          <w:tc>
+            <w:tcPr>
+              <w:tcW w:type="dxa" w:w="2880"/>
+            </w:tcPr>
+            <w:p>
+              <w:r>
+                <w:rPr>
+                  <w:highlight w:val="yellow"/>
+                </w:rPr>
+                <w:t>Single-row snapshot</w:t>
+              </w:r>
+            </w:p>
+          </w:tc>
+          <w:tc>
+            <w:tcPr>
+              <w:tcW w:type="dxa" w:w="2880"/>
+            </w:tcPr>
+            <w:p>
+              <w:r>
+                <w:t>Supplementary; episodes are authoritative for changes discussed in calls/visits</w:t>
+              </w:r>
+            </w:p>
+          </w:tc>
+        </w:tr>
+      </w:tbl>
+    </w:ins>
     <w:p>
       <w:pPr>
         <w:pStyle w:val="Heading1"/>
@@ -3702,12 +3887,6 @@
         <w:t>Critical path: (1) align live summary generation with target JSON contract, (2) build MEDICATION_TIMELINE_EVENT derived index, (3) implement structured-then-hybrid timeline query in retrieval service, (4) assemble cited chronological answers with safety and RBAC gates, (5) validate with TC-E-AI-011 scenarios.</w:t>
       </w:r>
     </w:p>
-    <w:sectPr>
-      <w:pgSz w:w="12240" w:h="15840"/>
-      <w:pgMar w:top="1440" w:right="1800" w:bottom="1440" w:left="1800" w:header="720" w:footer="720" w:gutter="0"/>
-      <w:cols w:space="720"/>
-      <w:docGrid w:linePitch="360"/>
-    </w:sectPr>
   </w:body>
 </w:document>
 </file>
